--- a/Files/05 - Devarim/07 - Ki Savo/5784/Ki Savo 5784.docx
+++ b/Files/05 - Devarim/07 - Ki Savo/5784/Ki Savo 5784.docx
@@ -1352,7 +1352,7 @@
         <w:rPr>
           <w:rFonts w:ascii="Times New Roman" w:hAnsi="Times New Roman" w:cs="Times New Roman"/>
         </w:rPr>
-        <w:t xml:space="preserve"> in</w:t>
+        <w:t xml:space="preserve"> in </w:t>
       </w:r>
       <w:r>
         <w:rPr>
@@ -1531,7 +1531,7 @@
         <w:rPr>
           <w:rFonts w:ascii="Times New Roman" w:hAnsi="Times New Roman" w:cs="Times New Roman"/>
         </w:rPr>
-        <w:t xml:space="preserve"> talking. In</w:t>
+        <w:t xml:space="preserve"> talking. In </w:t>
       </w:r>
       <w:r>
         <w:rPr>
@@ -2963,7 +2963,7 @@
         <w:rPr>
           <w:rFonts w:ascii="Times New Roman" w:hAnsi="Times New Roman" w:cs="Times New Roman"/>
         </w:rPr>
-        <w:t>I heard it was about</w:t>
+        <w:t xml:space="preserve">I heard it was about </w:t>
       </w:r>
       <w:r>
         <w:rPr>
@@ -3288,7 +3288,7 @@
           <w:rFonts w:ascii="Times New Roman" w:hAnsi="Times New Roman" w:cs="Times New Roman" w:hint="cs"/>
           <w:rtl/>
         </w:rPr>
-        <w:t>מנחה</w:t>
+        <w:t xml:space="preserve">מנחה </w:t>
       </w:r>
       <w:r>
         <w:rPr>
@@ -3474,7 +3474,7 @@
           <w:rFonts w:ascii="Times New Roman" w:hAnsi="Times New Roman" w:cs="Times New Roman" w:hint="cs"/>
           <w:rtl/>
         </w:rPr>
-        <w:t>מנחה</w:t>
+        <w:t xml:space="preserve">מנחה </w:t>
       </w:r>
       <w:r>
         <w:rPr>

--- a/Files/05 - Devarim/07 - Ki Savo/5784/Ki Savo 5784.docx
+++ b/Files/05 - Devarim/07 - Ki Savo/5784/Ki Savo 5784.docx
@@ -116,7 +116,7 @@
         <w:rPr>
           <w:rFonts w:ascii="Times New Roman" w:hAnsi="Times New Roman" w:cs="Times New Roman"/>
         </w:rPr>
-        <w:t xml:space="preserve"> Rav Yosef Dov Soloveitchik</w:t>
+        <w:t xml:space="preserve"> Rav Yosef Dov Soloveichik</w:t>
       </w:r>
       <w:r>
         <w:rPr>

--- a/Files/05 - Devarim/07 - Ki Savo/5784/Ki Savo 5784.docx
+++ b/Files/05 - Devarim/07 - Ki Savo/5784/Ki Savo 5784.docx
@@ -116,7 +116,7 @@
         <w:rPr>
           <w:rFonts w:ascii="Times New Roman" w:hAnsi="Times New Roman" w:cs="Times New Roman"/>
         </w:rPr>
-        <w:t xml:space="preserve"> Rav Yosef Dov Soloveichik</w:t>
+        <w:t xml:space="preserve"> Rav Yosef Dov Soloveitchik</w:t>
       </w:r>
       <w:r>
         <w:rPr>
@@ -1352,7 +1352,7 @@
         <w:rPr>
           <w:rFonts w:ascii="Times New Roman" w:hAnsi="Times New Roman" w:cs="Times New Roman"/>
         </w:rPr>
-        <w:t xml:space="preserve"> in </w:t>
+        <w:t xml:space="preserve"> in</w:t>
       </w:r>
       <w:r>
         <w:rPr>
@@ -1531,7 +1531,7 @@
         <w:rPr>
           <w:rFonts w:ascii="Times New Roman" w:hAnsi="Times New Roman" w:cs="Times New Roman"/>
         </w:rPr>
-        <w:t xml:space="preserve"> talking. In </w:t>
+        <w:t xml:space="preserve"> talking. In</w:t>
       </w:r>
       <w:r>
         <w:rPr>
@@ -1694,26 +1694,7 @@
         <w:rPr>
           <w:rFonts w:ascii="Times New Roman" w:hAnsi="Times New Roman" w:cs="Times New Roman"/>
         </w:rPr>
-        <w:t>,</w:t>
-      </w:r>
-      <w:r>
-        <w:rPr>
-          <w:rFonts w:ascii="Times New Roman" w:hAnsi="Times New Roman" w:cs="Times New Roman"/>
-        </w:rPr>
-        <w:t xml:space="preserve"> which was not </w:t>
-      </w:r>
-      <w:r>
-        <w:rPr>
-          <w:rFonts w:ascii="Times New Roman" w:hAnsi="Times New Roman" w:cs="Times New Roman" w:hint="cs"/>
-          <w:rtl/>
-        </w:rPr>
-        <w:t>להלכה</w:t>
-      </w:r>
-      <w:r>
-        <w:rPr>
-          <w:rFonts w:ascii="Times New Roman" w:hAnsi="Times New Roman" w:cs="Times New Roman"/>
-        </w:rPr>
-        <w:t xml:space="preserve">, </w:t>
+        <w:t xml:space="preserve"> </w:t>
       </w:r>
       <w:r>
         <w:rPr>
@@ -2963,7 +2944,7 @@
         <w:rPr>
           <w:rFonts w:ascii="Times New Roman" w:hAnsi="Times New Roman" w:cs="Times New Roman"/>
         </w:rPr>
-        <w:t xml:space="preserve">I heard it was about </w:t>
+        <w:t>I heard it was about</w:t>
       </w:r>
       <w:r>
         <w:rPr>
@@ -3231,14 +3212,130 @@
         <w:rPr>
           <w:rFonts w:ascii="Times New Roman" w:hAnsi="Times New Roman" w:cs="Times New Roman"/>
         </w:rPr>
-        <w:t xml:space="preserve">whatever the </w:t>
+        <w:t>whatever the reason</w:t>
+      </w:r>
+      <w:r>
+        <w:rPr>
+          <w:rFonts w:ascii="Times New Roman" w:hAnsi="Times New Roman" w:cs="Times New Roman"/>
+        </w:rPr>
+        <w:t>.</w:t>
+      </w:r>
+      <w:r>
+        <w:rPr>
+          <w:rFonts w:ascii="Times New Roman" w:hAnsi="Times New Roman" w:cs="Times New Roman"/>
+        </w:rPr>
+        <w:t xml:space="preserve"> </w:t>
       </w:r>
       <w:r>
         <w:rPr>
           <w:rFonts w:ascii="Times New Roman" w:hAnsi="Times New Roman" w:cs="Times New Roman"/>
         </w:rPr>
         <w:lastRenderedPageBreak/>
-        <w:t>reason</w:t>
+        <w:t>That is for the best. I am crying because I didn</w:t>
+      </w:r>
+      <w:r>
+        <w:rPr>
+          <w:rFonts w:ascii="Times New Roman" w:hAnsi="Times New Roman" w:cs="Times New Roman"/>
+        </w:rPr>
+        <w:t>’</w:t>
+      </w:r>
+      <w:r>
+        <w:rPr>
+          <w:rFonts w:ascii="Times New Roman" w:hAnsi="Times New Roman" w:cs="Times New Roman"/>
+        </w:rPr>
+        <w:t xml:space="preserve">t </w:t>
+      </w:r>
+      <w:r>
+        <w:rPr>
+          <w:rFonts w:ascii="Times New Roman" w:hAnsi="Times New Roman" w:cs="Times New Roman" w:hint="cs"/>
+        </w:rPr>
+        <w:t>daven</w:t>
+      </w:r>
+      <w:r>
+        <w:rPr>
+          <w:rFonts w:ascii="Times New Roman" w:hAnsi="Times New Roman" w:cs="Times New Roman"/>
+        </w:rPr>
+        <w:t xml:space="preserve"> </w:t>
+      </w:r>
+      <w:r>
+        <w:rPr>
+          <w:rFonts w:ascii="Times New Roman" w:hAnsi="Times New Roman" w:cs="Times New Roman"/>
+          <w:rtl/>
+        </w:rPr>
+        <w:t xml:space="preserve"> </w:t>
+      </w:r>
+      <w:r>
+        <w:rPr>
+          <w:rFonts w:ascii="Times New Roman" w:hAnsi="Times New Roman" w:cs="Times New Roman" w:hint="cs"/>
+          <w:rtl/>
+        </w:rPr>
+        <w:t>מנחה</w:t>
+      </w:r>
+      <w:r>
+        <w:rPr>
+          <w:rFonts w:ascii="Times New Roman" w:hAnsi="Times New Roman" w:cs="Times New Roman"/>
+        </w:rPr>
+        <w:t xml:space="preserve">yet. With this smelly bucket of waste here, I cannot </w:t>
+      </w:r>
+      <w:r>
+        <w:rPr>
+          <w:rFonts w:ascii="Times New Roman" w:hAnsi="Times New Roman" w:cs="Times New Roman" w:hint="cs"/>
+        </w:rPr>
+        <w:t>daven</w:t>
+      </w:r>
+      <w:r>
+        <w:rPr>
+          <w:rFonts w:ascii="Times New Roman" w:hAnsi="Times New Roman" w:cs="Times New Roman"/>
+        </w:rPr>
+        <w:t xml:space="preserve">. </w:t>
+      </w:r>
+      <w:r>
+        <w:rPr>
+          <w:rFonts w:ascii="Times New Roman" w:hAnsi="Times New Roman" w:cs="Times New Roman"/>
+        </w:rPr>
+        <w:t>I can</w:t>
+      </w:r>
+      <w:r>
+        <w:rPr>
+          <w:rFonts w:ascii="Times New Roman" w:hAnsi="Times New Roman" w:cs="Times New Roman"/>
+        </w:rPr>
+        <w:t>’</w:t>
+      </w:r>
+      <w:r>
+        <w:rPr>
+          <w:rFonts w:ascii="Times New Roman" w:hAnsi="Times New Roman" w:cs="Times New Roman"/>
+        </w:rPr>
+        <w:t xml:space="preserve">t serve </w:t>
+      </w:r>
+      <w:r>
+        <w:rPr>
+          <w:rFonts w:ascii="Times New Roman" w:hAnsi="Times New Roman" w:cs="Times New Roman"/>
+        </w:rPr>
+        <w:t xml:space="preserve">Hashem </w:t>
+      </w:r>
+      <w:r>
+        <w:rPr>
+          <w:rFonts w:ascii="Times New Roman" w:hAnsi="Times New Roman" w:cs="Times New Roman"/>
+        </w:rPr>
+        <w:t>if I can</w:t>
+      </w:r>
+      <w:r>
+        <w:rPr>
+          <w:rFonts w:ascii="Times New Roman" w:hAnsi="Times New Roman" w:cs="Times New Roman"/>
+        </w:rPr>
+        <w:t>’</w:t>
+      </w:r>
+      <w:r>
+        <w:rPr>
+          <w:rFonts w:ascii="Times New Roman" w:hAnsi="Times New Roman" w:cs="Times New Roman"/>
+        </w:rPr>
+        <w:t xml:space="preserve">t </w:t>
+      </w:r>
+      <w:r>
+        <w:rPr>
+          <w:rFonts w:ascii="Times New Roman" w:hAnsi="Times New Roman" w:cs="Times New Roman" w:hint="cs"/>
+        </w:rPr>
+        <w:t>daven</w:t>
       </w:r>
       <w:r>
         <w:rPr>
@@ -3250,19 +3347,89 @@
         <w:rPr>
           <w:rFonts w:ascii="Times New Roman" w:hAnsi="Times New Roman" w:cs="Times New Roman"/>
         </w:rPr>
-        <w:t xml:space="preserve"> That is for the best. I am crying because I didn</w:t>
-      </w:r>
-      <w:r>
-        <w:rPr>
-          <w:rFonts w:ascii="Times New Roman" w:hAnsi="Times New Roman" w:cs="Times New Roman"/>
+        <w:t xml:space="preserve">” </w:t>
+      </w:r>
+      <w:r>
+        <w:rPr>
+          <w:rFonts w:ascii="Times New Roman" w:hAnsi="Times New Roman" w:cs="Times New Roman" w:hint="cs"/>
+          <w:rtl/>
+        </w:rPr>
+        <w:t>ר</w:t>
+      </w:r>
+      <w:r>
+        <w:rPr>
+          <w:rFonts w:ascii="Times New Roman" w:hAnsi="Times New Roman" w:cs="Times New Roman"/>
+          <w:rtl/>
         </w:rPr>
         <w:t>’</w:t>
       </w:r>
       <w:r>
         <w:rPr>
           <w:rFonts w:ascii="Times New Roman" w:hAnsi="Times New Roman" w:cs="Times New Roman"/>
-        </w:rPr>
-        <w:t xml:space="preserve">t </w:t>
+          <w:rtl/>
+        </w:rPr>
+        <w:t xml:space="preserve"> </w:t>
+      </w:r>
+      <w:r>
+        <w:rPr>
+          <w:rFonts w:ascii="Times New Roman" w:hAnsi="Times New Roman" w:cs="Times New Roman" w:hint="cs"/>
+          <w:rtl/>
+        </w:rPr>
+        <w:t>אלימלך</w:t>
+      </w:r>
+      <w:r>
+        <w:rPr>
+          <w:rFonts w:ascii="Times New Roman" w:hAnsi="Times New Roman" w:cs="Times New Roman"/>
+        </w:rPr>
+        <w:t xml:space="preserve"> smiled and said</w:t>
+      </w:r>
+      <w:r>
+        <w:rPr>
+          <w:rFonts w:ascii="Times New Roman" w:hAnsi="Times New Roman" w:cs="Times New Roman"/>
+        </w:rPr>
+        <w:t xml:space="preserve"> to him</w:t>
+      </w:r>
+      <w:r>
+        <w:rPr>
+          <w:rFonts w:ascii="Times New Roman" w:hAnsi="Times New Roman" w:cs="Times New Roman"/>
+        </w:rPr>
+        <w:t xml:space="preserve">, </w:t>
+      </w:r>
+      <w:r>
+        <w:rPr>
+          <w:rFonts w:ascii="Times New Roman" w:hAnsi="Times New Roman" w:cs="Times New Roman"/>
+        </w:rPr>
+        <w:t>“J</w:t>
+      </w:r>
+      <w:r>
+        <w:rPr>
+          <w:rFonts w:ascii="Times New Roman" w:hAnsi="Times New Roman" w:cs="Times New Roman"/>
+        </w:rPr>
+        <w:t xml:space="preserve">ust as you serve </w:t>
+      </w:r>
+      <w:r>
+        <w:rPr>
+          <w:rFonts w:ascii="Times New Roman" w:hAnsi="Times New Roman" w:cs="Times New Roman"/>
+        </w:rPr>
+        <w:t xml:space="preserve">Hashem </w:t>
+      </w:r>
+      <w:r>
+        <w:rPr>
+          <w:rFonts w:ascii="Times New Roman" w:hAnsi="Times New Roman" w:cs="Times New Roman"/>
+        </w:rPr>
+        <w:t xml:space="preserve">by doing </w:t>
+      </w:r>
+      <w:r>
+        <w:rPr>
+          <w:rFonts w:ascii="Times New Roman" w:hAnsi="Times New Roman" w:cs="Times New Roman"/>
+        </w:rPr>
+        <w:t>His</w:t>
+      </w:r>
+      <w:r>
+        <w:rPr>
+          <w:rFonts w:ascii="Times New Roman" w:hAnsi="Times New Roman" w:cs="Times New Roman"/>
+        </w:rPr>
+        <w:t xml:space="preserve"> will and </w:t>
       </w:r>
       <w:r>
         <w:rPr>
@@ -3288,193 +3455,7 @@
           <w:rFonts w:ascii="Times New Roman" w:hAnsi="Times New Roman" w:cs="Times New Roman" w:hint="cs"/>
           <w:rtl/>
         </w:rPr>
-        <w:t xml:space="preserve">מנחה </w:t>
-      </w:r>
-      <w:r>
-        <w:rPr>
-          <w:rFonts w:ascii="Times New Roman" w:hAnsi="Times New Roman" w:cs="Times New Roman"/>
-        </w:rPr>
-        <w:t xml:space="preserve">yet. With this smelly bucket of waste here, I cannot </w:t>
-      </w:r>
-      <w:r>
-        <w:rPr>
-          <w:rFonts w:ascii="Times New Roman" w:hAnsi="Times New Roman" w:cs="Times New Roman" w:hint="cs"/>
-        </w:rPr>
-        <w:t>daven</w:t>
-      </w:r>
-      <w:r>
-        <w:rPr>
-          <w:rFonts w:ascii="Times New Roman" w:hAnsi="Times New Roman" w:cs="Times New Roman"/>
-        </w:rPr>
-        <w:t xml:space="preserve">. </w:t>
-      </w:r>
-      <w:r>
-        <w:rPr>
-          <w:rFonts w:ascii="Times New Roman" w:hAnsi="Times New Roman" w:cs="Times New Roman"/>
-        </w:rPr>
-        <w:t>I can</w:t>
-      </w:r>
-      <w:r>
-        <w:rPr>
-          <w:rFonts w:ascii="Times New Roman" w:hAnsi="Times New Roman" w:cs="Times New Roman"/>
-        </w:rPr>
-        <w:t>’</w:t>
-      </w:r>
-      <w:r>
-        <w:rPr>
-          <w:rFonts w:ascii="Times New Roman" w:hAnsi="Times New Roman" w:cs="Times New Roman"/>
-        </w:rPr>
-        <w:t xml:space="preserve">t serve </w:t>
-      </w:r>
-      <w:r>
-        <w:rPr>
-          <w:rFonts w:ascii="Times New Roman" w:hAnsi="Times New Roman" w:cs="Times New Roman"/>
-        </w:rPr>
-        <w:t xml:space="preserve">Hashem </w:t>
-      </w:r>
-      <w:r>
-        <w:rPr>
-          <w:rFonts w:ascii="Times New Roman" w:hAnsi="Times New Roman" w:cs="Times New Roman"/>
-        </w:rPr>
-        <w:t>if I can</w:t>
-      </w:r>
-      <w:r>
-        <w:rPr>
-          <w:rFonts w:ascii="Times New Roman" w:hAnsi="Times New Roman" w:cs="Times New Roman"/>
-        </w:rPr>
-        <w:t>’</w:t>
-      </w:r>
-      <w:r>
-        <w:rPr>
-          <w:rFonts w:ascii="Times New Roman" w:hAnsi="Times New Roman" w:cs="Times New Roman"/>
-        </w:rPr>
-        <w:t xml:space="preserve">t </w:t>
-      </w:r>
-      <w:r>
-        <w:rPr>
-          <w:rFonts w:ascii="Times New Roman" w:hAnsi="Times New Roman" w:cs="Times New Roman" w:hint="cs"/>
-        </w:rPr>
-        <w:t>daven</w:t>
-      </w:r>
-      <w:r>
-        <w:rPr>
-          <w:rFonts w:ascii="Times New Roman" w:hAnsi="Times New Roman" w:cs="Times New Roman"/>
-        </w:rPr>
-        <w:t>.</w:t>
-      </w:r>
-      <w:r>
-        <w:rPr>
-          <w:rFonts w:ascii="Times New Roman" w:hAnsi="Times New Roman" w:cs="Times New Roman"/>
-        </w:rPr>
-        <w:t xml:space="preserve">” </w:t>
-      </w:r>
-      <w:r>
-        <w:rPr>
-          <w:rFonts w:ascii="Times New Roman" w:hAnsi="Times New Roman" w:cs="Times New Roman" w:hint="cs"/>
-          <w:rtl/>
-        </w:rPr>
-        <w:t>ר</w:t>
-      </w:r>
-      <w:r>
-        <w:rPr>
-          <w:rFonts w:ascii="Times New Roman" w:hAnsi="Times New Roman" w:cs="Times New Roman"/>
-          <w:rtl/>
-        </w:rPr>
-        <w:t>’</w:t>
-      </w:r>
-      <w:r>
-        <w:rPr>
-          <w:rFonts w:ascii="Times New Roman" w:hAnsi="Times New Roman" w:cs="Times New Roman"/>
-          <w:rtl/>
-        </w:rPr>
-        <w:t xml:space="preserve"> </w:t>
-      </w:r>
-      <w:r>
-        <w:rPr>
-          <w:rFonts w:ascii="Times New Roman" w:hAnsi="Times New Roman" w:cs="Times New Roman" w:hint="cs"/>
-          <w:rtl/>
-        </w:rPr>
-        <w:t>אלימלך</w:t>
-      </w:r>
-      <w:r>
-        <w:rPr>
-          <w:rFonts w:ascii="Times New Roman" w:hAnsi="Times New Roman" w:cs="Times New Roman"/>
-        </w:rPr>
-        <w:t xml:space="preserve"> smiled and said</w:t>
-      </w:r>
-      <w:r>
-        <w:rPr>
-          <w:rFonts w:ascii="Times New Roman" w:hAnsi="Times New Roman" w:cs="Times New Roman"/>
-        </w:rPr>
-        <w:t xml:space="preserve"> to him</w:t>
-      </w:r>
-      <w:r>
-        <w:rPr>
-          <w:rFonts w:ascii="Times New Roman" w:hAnsi="Times New Roman" w:cs="Times New Roman"/>
-        </w:rPr>
-        <w:t xml:space="preserve">, </w:t>
-      </w:r>
-      <w:r>
-        <w:rPr>
-          <w:rFonts w:ascii="Times New Roman" w:hAnsi="Times New Roman" w:cs="Times New Roman"/>
-        </w:rPr>
-        <w:t>“J</w:t>
-      </w:r>
-      <w:r>
-        <w:rPr>
-          <w:rFonts w:ascii="Times New Roman" w:hAnsi="Times New Roman" w:cs="Times New Roman"/>
-        </w:rPr>
-        <w:t xml:space="preserve">ust as you serve </w:t>
-      </w:r>
-      <w:r>
-        <w:rPr>
-          <w:rFonts w:ascii="Times New Roman" w:hAnsi="Times New Roman" w:cs="Times New Roman"/>
-        </w:rPr>
-        <w:t xml:space="preserve">Hashem </w:t>
-      </w:r>
-      <w:r>
-        <w:rPr>
-          <w:rFonts w:ascii="Times New Roman" w:hAnsi="Times New Roman" w:cs="Times New Roman"/>
-        </w:rPr>
-        <w:t xml:space="preserve">by doing </w:t>
-      </w:r>
-      <w:r>
-        <w:rPr>
-          <w:rFonts w:ascii="Times New Roman" w:hAnsi="Times New Roman" w:cs="Times New Roman"/>
-        </w:rPr>
-        <w:t>His</w:t>
-      </w:r>
-      <w:r>
-        <w:rPr>
-          <w:rFonts w:ascii="Times New Roman" w:hAnsi="Times New Roman" w:cs="Times New Roman"/>
-        </w:rPr>
-        <w:t xml:space="preserve"> will and </w:t>
-      </w:r>
-      <w:r>
-        <w:rPr>
-          <w:rFonts w:ascii="Times New Roman" w:hAnsi="Times New Roman" w:cs="Times New Roman" w:hint="cs"/>
-        </w:rPr>
-        <w:t>daven</w:t>
-      </w:r>
-      <w:r>
-        <w:rPr>
-          <w:rFonts w:ascii="Times New Roman" w:hAnsi="Times New Roman" w:cs="Times New Roman"/>
-        </w:rPr>
-        <w:t xml:space="preserve"> </w:t>
-      </w:r>
-      <w:r>
-        <w:rPr>
-          <w:rFonts w:ascii="Times New Roman" w:hAnsi="Times New Roman" w:cs="Times New Roman"/>
-          <w:rtl/>
-        </w:rPr>
-        <w:t xml:space="preserve"> </w:t>
-      </w:r>
-      <w:r>
-        <w:rPr>
-          <w:rFonts w:ascii="Times New Roman" w:hAnsi="Times New Roman" w:cs="Times New Roman" w:hint="cs"/>
-          <w:rtl/>
-        </w:rPr>
-        <w:t xml:space="preserve">מנחה </w:t>
+        <w:t>מנחה</w:t>
       </w:r>
       <w:r>
         <w:rPr>

--- a/Files/05 - Devarim/07 - Ki Savo/5784/Ki Savo 5784.docx
+++ b/Files/05 - Devarim/07 - Ki Savo/5784/Ki Savo 5784.docx
@@ -1352,7 +1352,7 @@
         <w:rPr>
           <w:rFonts w:ascii="Times New Roman" w:hAnsi="Times New Roman" w:cs="Times New Roman"/>
         </w:rPr>
-        <w:t xml:space="preserve"> in</w:t>
+        <w:t xml:space="preserve"> in </w:t>
       </w:r>
       <w:r>
         <w:rPr>
@@ -1531,7 +1531,7 @@
         <w:rPr>
           <w:rFonts w:ascii="Times New Roman" w:hAnsi="Times New Roman" w:cs="Times New Roman"/>
         </w:rPr>
-        <w:t xml:space="preserve"> talking. In</w:t>
+        <w:t xml:space="preserve"> talking. In </w:t>
       </w:r>
       <w:r>
         <w:rPr>
@@ -2944,7 +2944,7 @@
         <w:rPr>
           <w:rFonts w:ascii="Times New Roman" w:hAnsi="Times New Roman" w:cs="Times New Roman"/>
         </w:rPr>
-        <w:t>I heard it was about</w:t>
+        <w:t xml:space="preserve">I heard it was about </w:t>
       </w:r>
       <w:r>
         <w:rPr>
@@ -3269,7 +3269,7 @@
           <w:rFonts w:ascii="Times New Roman" w:hAnsi="Times New Roman" w:cs="Times New Roman" w:hint="cs"/>
           <w:rtl/>
         </w:rPr>
-        <w:t>מנחה</w:t>
+        <w:t xml:space="preserve">מנחה </w:t>
       </w:r>
       <w:r>
         <w:rPr>
@@ -3455,7 +3455,7 @@
           <w:rFonts w:ascii="Times New Roman" w:hAnsi="Times New Roman" w:cs="Times New Roman" w:hint="cs"/>
           <w:rtl/>
         </w:rPr>
-        <w:t>מנחה</w:t>
+        <w:t xml:space="preserve">מנחה </w:t>
       </w:r>
       <w:r>
         <w:rPr>
